--- a/templates/Vehicle Use Request Form-Vehicle Use Agreement (Revised 04-23-2026).docx
+++ b/templates/Vehicle Use Request Form-Vehicle Use Agreement (Revised 04-23-2026).docx
@@ -61,13 +61,45 @@
       <w:pPr>
         <w:spacing w:after="9" w:line="259" w:lineRule="auto"/>
         <w:ind w:left="0" w:right="0" w:firstLine="0"/>
-        <w:jc w:val="left"/>
+        <w:jc w:val="center"/>
       </w:pPr>
       <w:r>
         <w:rPr>
           <w:sz w:val="24"/>
         </w:rPr>
         <w:t xml:space="preserve"> </w:t>
+      </w:r>
+      <w:r>
+        <w:rPr>
+          <w:sz w:val="23"/>
+        </w:rPr>
+        <w:t xml:space="preserve">Control Number: </w:t>
+      </w:r>
+      <w:r>
+        <w:rPr>
+          <w:b/>
+          <w:bCs/>
+          <w:sz w:val="23"/>
+        </w:rPr>
+        <w:t>{</w:t>
+      </w:r>
+      <w:proofErr w:type="spellStart"/>
+      <w:r>
+        <w:rPr>
+          <w:b/>
+          <w:bCs/>
+          <w:sz w:val="23"/>
+        </w:rPr>
+        <w:t>controlNumber</w:t>
+      </w:r>
+      <w:proofErr w:type="spellEnd"/>
+      <w:r>
+        <w:rPr>
+          <w:b/>
+          <w:bCs/>
+          <w:sz w:val="23"/>
+        </w:rPr>
+        <w:t>}</w:t>
       </w:r>
     </w:p>
     <w:p>

--- a/templates/Vehicle Use Request Form-Vehicle Use Agreement (Revised 04-23-2026).docx
+++ b/templates/Vehicle Use Request Form-Vehicle Use Agreement (Revised 04-23-2026).docx
@@ -431,7 +431,7 @@
         <mc:AlternateContent>
           <mc:Choice Requires="wpg">
             <w:drawing>
-              <wp:anchor distT="0" distB="0" distL="114300" distR="114300" simplePos="0" relativeHeight="251658240" behindDoc="0" locked="0" layoutInCell="1" allowOverlap="1" wp14:anchorId="0050BC72" wp14:editId="3459FFE9">
+              <wp:anchor distT="0" distB="0" distL="114300" distR="114300" simplePos="0" relativeHeight="251658240" behindDoc="0" locked="0" layoutInCell="1" allowOverlap="1" wp14:anchorId="0050BC72" wp14:editId="13A27AE2">
                 <wp:simplePos x="0" y="0"/>
                 <wp:positionH relativeFrom="page">
                   <wp:posOffset>80646</wp:posOffset>
@@ -1174,7 +1174,6 @@
         <w:tblCellMar>
           <w:top w:w="11" w:type="dxa"/>
           <w:left w:w="106" w:type="dxa"/>
-          <w:bottom w:w="0" w:type="dxa"/>
           <w:right w:w="115" w:type="dxa"/>
         </w:tblCellMar>
         <w:tblLook w:val="04A0" w:firstRow="1" w:lastRow="0" w:firstColumn="1" w:lastColumn="0" w:noHBand="0" w:noVBand="1"/>
@@ -3125,15 +3124,119 @@
       </w:pPr>
       <w:r>
         <w:rPr>
+          <w:noProof/>
           <w:sz w:val="23"/>
         </w:rPr>
-        <w:t xml:space="preserve">      </w:t>
+        <mc:AlternateContent>
+          <mc:Choice Requires="wps">
+            <w:drawing>
+              <wp:anchor distT="45720" distB="45720" distL="114300" distR="114300" simplePos="0" relativeHeight="251664384" behindDoc="1" locked="0" layoutInCell="1" allowOverlap="1" wp14:anchorId="3D323A2A" wp14:editId="33A3B21E">
+                <wp:simplePos x="0" y="0"/>
+                <wp:positionH relativeFrom="column">
+                  <wp:posOffset>4020408</wp:posOffset>
+                </wp:positionH>
+                <wp:positionV relativeFrom="paragraph">
+                  <wp:posOffset>81082</wp:posOffset>
+                </wp:positionV>
+                <wp:extent cx="2360930" cy="1404620"/>
+                <wp:effectExtent l="0" t="0" r="26670" b="26670"/>
+                <wp:wrapNone/>
+                <wp:docPr id="217" name="Text Box 2"/>
+                <wp:cNvGraphicFramePr>
+                  <a:graphicFrameLocks xmlns:a="http://schemas.openxmlformats.org/drawingml/2006/main"/>
+                </wp:cNvGraphicFramePr>
+                <a:graphic xmlns:a="http://schemas.openxmlformats.org/drawingml/2006/main">
+                  <a:graphicData uri="http://schemas.microsoft.com/office/word/2010/wordprocessingShape">
+                    <wps:wsp>
+                      <wps:cNvSpPr txBox="1">
+                        <a:spLocks noChangeArrowheads="1"/>
+                      </wps:cNvSpPr>
+                      <wps:spPr bwMode="auto">
+                        <a:xfrm>
+                          <a:off x="0" y="0"/>
+                          <a:ext cx="2360930" cy="1404620"/>
+                        </a:xfrm>
+                        <a:prstGeom prst="rect">
+                          <a:avLst/>
+                        </a:prstGeom>
+                        <a:solidFill>
+                          <a:srgbClr val="FFFFFF"/>
+                        </a:solidFill>
+                        <a:ln w="9525">
+                          <a:solidFill>
+                            <a:schemeClr val="bg1"/>
+                          </a:solidFill>
+                          <a:miter lim="800000"/>
+                          <a:headEnd/>
+                          <a:tailEnd/>
+                        </a:ln>
+                      </wps:spPr>
+                      <wps:txbx>
+                        <w:txbxContent>
+                          <w:p>
+                            <w:r>
+                              <w:t>{</w:t>
+                            </w:r>
+                            <w:proofErr w:type="spellStart"/>
+                            <w:r>
+                              <w:t>approverMayor</w:t>
+                            </w:r>
+                            <w:proofErr w:type="spellEnd"/>
+                            <w:r>
+                              <w:t>}</w:t>
+                            </w:r>
+                          </w:p>
+                        </w:txbxContent>
+                      </wps:txbx>
+                      <wps:bodyPr rot="0" vert="horz" wrap="square" lIns="91440" tIns="45720" rIns="91440" bIns="45720" anchor="t" anchorCtr="0">
+                        <a:spAutoFit/>
+                      </wps:bodyPr>
+                    </wps:wsp>
+                  </a:graphicData>
+                </a:graphic>
+                <wp14:sizeRelH relativeFrom="margin">
+                  <wp14:pctWidth>40000</wp14:pctWidth>
+                </wp14:sizeRelH>
+                <wp14:sizeRelV relativeFrom="margin">
+                  <wp14:pctHeight>20000</wp14:pctHeight>
+                </wp14:sizeRelV>
+              </wp:anchor>
+            </w:drawing>
+          </mc:Choice>
+          <mc:Fallback>
+            <w:pict>
+              <v:shapetype w14:anchorId="3D323A2A" id="_x0000_t202" coordsize="21600,21600" o:spt="202" path="m,l,21600r21600,l21600,xe">
+                <v:stroke joinstyle="miter"/>
+                <v:path gradientshapeok="t" o:connecttype="rect"/>
+              </v:shapetype>
+              <v:shape id="Text Box 2" o:spid="_x0000_s1040" type="#_x0000_t202" style="position:absolute;left:0;text-align:left;margin-left:316.55pt;margin-top:6.4pt;width:185.9pt;height:110.6pt;z-index:-251652096;visibility:visible;mso-wrap-style:square;mso-width-percent:400;mso-height-percent:200;mso-wrap-distance-left:9pt;mso-wrap-distance-top:3.6pt;mso-wrap-distance-right:9pt;mso-wrap-distance-bottom:3.6pt;mso-position-horizontal:absolute;mso-position-horizontal-relative:text;mso-position-vertical:absolute;mso-position-vertical-relative:text;mso-width-percent:400;mso-height-percent:200;mso-width-relative:margin;mso-height-relative:margin;v-text-anchor:top" o:gfxdata="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" strokecolor="white [3212]">
+                <v:textbox style="mso-fit-shape-to-text:t">
+                  <w:txbxContent>
+                    <w:p>
+                      <w:r>
+                        <w:t>{</w:t>
+                      </w:r>
+                      <w:proofErr w:type="spellStart"/>
+                      <w:r>
+                        <w:t>approverMayor</w:t>
+                      </w:r>
+                      <w:proofErr w:type="spellEnd"/>
+                      <w:r>
+                        <w:t>}</w:t>
+                      </w:r>
+                    </w:p>
+                  </w:txbxContent>
+                </v:textbox>
+              </v:shape>
+            </w:pict>
+          </mc:Fallback>
+        </mc:AlternateContent>
       </w:r>
       <w:r>
         <w:rPr>
           <w:sz w:val="23"/>
         </w:rPr>
-        <w:t xml:space="preserve">Approved by: </w:t>
+        <w:t xml:space="preserve">      Approved by: </w:t>
       </w:r>
     </w:p>
     <w:p>
@@ -3156,6 +3259,114 @@
         <w:ind w:left="10" w:right="1684" w:hanging="10"/>
         <w:jc w:val="right"/>
       </w:pPr>
+      <w:r>
+        <w:rPr>
+          <w:noProof/>
+          <w:sz w:val="23"/>
+        </w:rPr>
+        <mc:AlternateContent>
+          <mc:Choice Requires="wps">
+            <w:drawing>
+              <wp:anchor distT="45720" distB="45720" distL="114300" distR="114300" simplePos="0" relativeHeight="251662336" behindDoc="1" locked="0" layoutInCell="1" allowOverlap="1" wp14:anchorId="5A6F8C01" wp14:editId="7FE8225E">
+                <wp:simplePos x="0" y="0"/>
+                <wp:positionH relativeFrom="column">
+                  <wp:posOffset>1173480</wp:posOffset>
+                </wp:positionH>
+                <wp:positionV relativeFrom="paragraph">
+                  <wp:posOffset>6220460</wp:posOffset>
+                </wp:positionV>
+                <wp:extent cx="1864995" cy="451485"/>
+                <wp:effectExtent l="0" t="0" r="20955" b="14605"/>
+                <wp:wrapNone/>
+                <wp:docPr id="1558394012" name="Text Box 21"/>
+                <wp:cNvGraphicFramePr>
+                  <a:graphicFrameLocks xmlns:a="http://schemas.openxmlformats.org/drawingml/2006/main"/>
+                </wp:cNvGraphicFramePr>
+                <a:graphic xmlns:a="http://schemas.openxmlformats.org/drawingml/2006/main">
+                  <a:graphicData uri="http://schemas.microsoft.com/office/word/2010/wordprocessingShape">
+                    <wps:wsp>
+                      <wps:cNvSpPr txBox="1">
+                        <a:spLocks noChangeArrowheads="1"/>
+                      </wps:cNvSpPr>
+                      <wps:spPr bwMode="auto">
+                        <a:xfrm>
+                          <a:off x="0" y="0"/>
+                          <a:ext cx="1864995" cy="451485"/>
+                        </a:xfrm>
+                        <a:prstGeom prst="rect">
+                          <a:avLst/>
+                        </a:prstGeom>
+                        <a:solidFill>
+                          <a:schemeClr val="bg1"/>
+                        </a:solidFill>
+                        <a:ln w="9525">
+                          <a:solidFill>
+                            <a:schemeClr val="bg1"/>
+                          </a:solidFill>
+                          <a:miter lim="800000"/>
+                          <a:headEnd/>
+                          <a:tailEnd/>
+                        </a:ln>
+                      </wps:spPr>
+                      <wps:txbx>
+                        <w:txbxContent>
+                          <w:p>
+                            <w:r>
+                              <w:t>{</w:t>
+                            </w:r>
+                            <w:proofErr w:type="spellStart"/>
+                            <w:r>
+                              <w:t>approvedBySignature</w:t>
+                            </w:r>
+                            <w:proofErr w:type="spellEnd"/>
+                            <w:r>
+                              <w:t>}</w:t>
+                            </w:r>
+                          </w:p>
+                          <w:p/>
+                        </w:txbxContent>
+                      </wps:txbx>
+                      <wps:bodyPr rot="0" vert="horz" wrap="square" lIns="91440" tIns="45720" rIns="91440" bIns="45720" anchor="t" anchorCtr="0">
+                        <a:spAutoFit/>
+                      </wps:bodyPr>
+                    </wps:wsp>
+                  </a:graphicData>
+                </a:graphic>
+                <wp14:sizeRelH relativeFrom="margin">
+                  <wp14:pctWidth>0</wp14:pctWidth>
+                </wp14:sizeRelH>
+                <wp14:sizeRelV relativeFrom="margin">
+                  <wp14:pctHeight>20000</wp14:pctHeight>
+                </wp14:sizeRelV>
+              </wp:anchor>
+            </w:drawing>
+          </mc:Choice>
+          <mc:Fallback>
+            <w:pict>
+              <v:shape w14:anchorId="5A6F8C01" id="Text Box 21" o:spid="_x0000_s1041" type="#_x0000_t202" style="position:absolute;left:0;text-align:left;margin-left:92.4pt;margin-top:489.8pt;width:146.85pt;height:35.55pt;z-index:-251654144;visibility:visible;mso-wrap-style:square;mso-width-percent:0;mso-height-percent:200;mso-wrap-distance-left:9pt;mso-wrap-distance-top:3.6pt;mso-wrap-distance-right:9pt;mso-wrap-distance-bottom:3.6pt;mso-position-horizontal:absolute;mso-position-horizontal-relative:text;mso-position-vertical:absolute;mso-position-vertical-relative:text;mso-width-percent:0;mso-height-percent:200;mso-width-relative:margin;mso-height-relative:margin;v-text-anchor:top" o:gfxdata="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" fillcolor="white [3212]" strokecolor="white [3212]">
+                <v:textbox style="mso-fit-shape-to-text:t">
+                  <w:txbxContent>
+                    <w:p>
+                      <w:r>
+                        <w:t>{</w:t>
+                      </w:r>
+                      <w:proofErr w:type="spellStart"/>
+                      <w:r>
+                        <w:t>approvedBySignature</w:t>
+                      </w:r>
+                      <w:proofErr w:type="spellEnd"/>
+                      <w:r>
+                        <w:t>}</w:t>
+                      </w:r>
+                    </w:p>
+                    <w:p/>
+                  </w:txbxContent>
+                </v:textbox>
+              </v:shape>
+            </w:pict>
+          </mc:Fallback>
+        </mc:AlternateContent>
+      </w:r>
       <w:r>
         <w:rPr>
           <w:sz w:val="23"/>
@@ -3541,11 +3752,11 @@
           </mc:Choice>
           <mc:Fallback>
             <w:pict>
-              <v:group w14:anchorId="0ADDF287" id="Group 4352" o:spid="_x0000_s1040" style="position:absolute;left:0;text-align:left;margin-left:6.35pt;margin-top:0;width:205.6pt;height:82.5pt;z-index:251660288;mso-position-horizontal-relative:page;mso-position-vertical-relative:page" coordsize="26111,10475" o:gfxdata="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">
-                <v:shape id="Picture 5203" o:spid="_x0000_s1041" type="#_x0000_t75" style="position:absolute;left:4354;top:1828;width:21123;height:7132;visibility:visible;mso-wrap-style:square" o:gfxdata="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">
+              <v:group w14:anchorId="0ADDF287" id="Group 4352" o:spid="_x0000_s1042" style="position:absolute;left:0;text-align:left;margin-left:6.35pt;margin-top:0;width:205.6pt;height:82.5pt;z-index:251660288;mso-position-horizontal-relative:page;mso-position-vertical-relative:page" coordsize="26111,10475" o:gfxdata="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">
+                <v:shape id="Picture 5203" o:spid="_x0000_s1043" type="#_x0000_t75" style="position:absolute;left:4354;top:1828;width:21123;height:7132;visibility:visible;mso-wrap-style:square" o:gfxdata="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">
                   <v:imagedata r:id="rId6" o:title=""/>
                 </v:shape>
-                <v:rect id="Rectangle 536" o:spid="_x0000_s1042" style="position:absolute;left:8340;top:4539;width:507;height:2244;visibility:visible;mso-wrap-style:square;v-text-anchor:top" o:gfxdata="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" filled="f" stroked="f">
+                <v:rect id="Rectangle 536" o:spid="_x0000_s1044" style="position:absolute;left:8340;top:4539;width:507;height:2244;visibility:visible;mso-wrap-style:square;v-text-anchor:top" o:gfxdata="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" filled="f" stroked="f">
                   <v:textbox inset="0,0,0,0">
                     <w:txbxContent>
                       <w:p>
@@ -3565,7 +3776,7 @@
                     </w:txbxContent>
                   </v:textbox>
                 </v:rect>
-                <v:rect id="Rectangle 537" o:spid="_x0000_s1043" style="position:absolute;left:8340;top:6292;width:507;height:2244;visibility:visible;mso-wrap-style:square;v-text-anchor:top" o:gfxdata="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" filled="f" stroked="f">
+                <v:rect id="Rectangle 537" o:spid="_x0000_s1045" style="position:absolute;left:8340;top:6292;width:507;height:2244;visibility:visible;mso-wrap-style:square;v-text-anchor:top" o:gfxdata="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" filled="f" stroked="f">
                   <v:textbox inset="0,0,0,0">
                     <w:txbxContent>
                       <w:p>
@@ -3947,11 +4158,11 @@
           </mc:Choice>
           <mc:Fallback>
             <w:pict>
-              <v:group w14:anchorId="4ABA1F1A" id="Group 4353" o:spid="_x0000_s1044" style="position:absolute;left:0;text-align:left;margin-left:6.3pt;margin-top:726pt;width:600.05pt;height:59.4pt;z-index:251661312;mso-position-horizontal-relative:page;mso-position-vertical-relative:page" coordsize="76206,7543" o:gfxdata="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">
-                <v:shape id="Picture 535" o:spid="_x0000_s1045" type="#_x0000_t75" style="position:absolute;width:76206;height:7543;visibility:visible;mso-wrap-style:square" o:gfxdata="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">
+              <v:group w14:anchorId="4ABA1F1A" id="Group 4353" o:spid="_x0000_s1046" style="position:absolute;left:0;text-align:left;margin-left:6.3pt;margin-top:726pt;width:600.05pt;height:59.4pt;z-index:251661312;mso-position-horizontal-relative:page;mso-position-vertical-relative:page" coordsize="76206,7543" o:gfxdata="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">
+                <v:shape id="Picture 535" o:spid="_x0000_s1047" type="#_x0000_t75" style="position:absolute;width:76206;height:7543;visibility:visible;mso-wrap-style:square" o:gfxdata="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">
                   <v:imagedata r:id="rId8" o:title=""/>
                 </v:shape>
-                <v:rect id="Rectangle 538" o:spid="_x0000_s1046" style="position:absolute;left:61940;top:4760;width:3559;height:1429;visibility:visible;mso-wrap-style:square;v-text-anchor:top" o:gfxdata="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" filled="f" stroked="f">
+                <v:rect id="Rectangle 538" o:spid="_x0000_s1048" style="position:absolute;left:61940;top:4760;width:3559;height:1429;visibility:visible;mso-wrap-style:square;v-text-anchor:top" o:gfxdata="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" filled="f" stroked="f">
                   <v:textbox inset="0,0,0,0">
                     <w:txbxContent>
                       <w:p>
@@ -3970,7 +4181,7 @@
                     </w:txbxContent>
                   </v:textbox>
                 </v:rect>
-                <v:rect id="Rectangle 539" o:spid="_x0000_s1047" style="position:absolute;left:64622;top:4760;width:423;height:1429;visibility:visible;mso-wrap-style:square;v-text-anchor:top" o:gfxdata="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" filled="f" stroked="f">
+                <v:rect id="Rectangle 539" o:spid="_x0000_s1049" style="position:absolute;left:64622;top:4760;width:423;height:1429;visibility:visible;mso-wrap-style:square;v-text-anchor:top" o:gfxdata="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" filled="f" stroked="f">
                   <v:textbox inset="0,0,0,0">
                     <w:txbxContent>
                       <w:p>
@@ -3989,7 +4200,7 @@
                     </w:txbxContent>
                   </v:textbox>
                 </v:rect>
-                <v:rect id="Rectangle 540" o:spid="_x0000_s1048" style="position:absolute;left:64942;top:4760;width:845;height:1429;visibility:visible;mso-wrap-style:square;v-text-anchor:top" o:gfxdata="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" filled="f" stroked="f">
+                <v:rect id="Rectangle 540" o:spid="_x0000_s1050" style="position:absolute;left:64942;top:4760;width:845;height:1429;visibility:visible;mso-wrap-style:square;v-text-anchor:top" o:gfxdata="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" filled="f" stroked="f">
                   <v:textbox inset="0,0,0,0">
                     <w:txbxContent>
                       <w:p>
@@ -4009,7 +4220,7 @@
                     </w:txbxContent>
                   </v:textbox>
                 </v:rect>
-                <v:rect id="Rectangle 541" o:spid="_x0000_s1049" style="position:absolute;left:65582;top:4760;width:423;height:1429;visibility:visible;mso-wrap-style:square;v-text-anchor:top" o:gfxdata="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" filled="f" stroked="f">
+                <v:rect id="Rectangle 541" o:spid="_x0000_s1051" style="position:absolute;left:65582;top:4760;width:423;height:1429;visibility:visible;mso-wrap-style:square;v-text-anchor:top" o:gfxdata="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" filled="f" stroked="f">
                   <v:textbox inset="0,0,0,0">
                     <w:txbxContent>
                       <w:p>
@@ -4028,7 +4239,7 @@
                     </w:txbxContent>
                   </v:textbox>
                 </v:rect>
-                <v:rect id="Rectangle 542" o:spid="_x0000_s1050" style="position:absolute;left:65887;top:4760;width:1274;height:1429;visibility:visible;mso-wrap-style:square;v-text-anchor:top" o:gfxdata="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" filled="f" stroked="f">
+                <v:rect id="Rectangle 542" o:spid="_x0000_s1052" style="position:absolute;left:65887;top:4760;width:1274;height:1429;visibility:visible;mso-wrap-style:square;v-text-anchor:top" o:gfxdata="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" filled="f" stroked="f">
                   <v:textbox inset="0,0,0,0">
                     <w:txbxContent>
                       <w:p>
@@ -4047,7 +4258,7 @@
                     </w:txbxContent>
                   </v:textbox>
                 </v:rect>
-                <v:rect id="Rectangle 543" o:spid="_x0000_s1051" style="position:absolute;left:66847;top:4760;width:423;height:1429;visibility:visible;mso-wrap-style:square;v-text-anchor:top" o:gfxdata="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" filled="f" stroked="f">
+                <v:rect id="Rectangle 543" o:spid="_x0000_s1053" style="position:absolute;left:66847;top:4760;width:423;height:1429;visibility:visible;mso-wrap-style:square;v-text-anchor:top" o:gfxdata="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" filled="f" stroked="f">
                   <v:textbox inset="0,0,0,0">
                     <w:txbxContent>
                       <w:p>
@@ -4066,7 +4277,7 @@
                     </w:txbxContent>
                   </v:textbox>
                 </v:rect>
-                <v:rect id="Rectangle 544" o:spid="_x0000_s1052" style="position:absolute;left:67167;top:4760;width:845;height:1429;visibility:visible;mso-wrap-style:square;v-text-anchor:top" o:gfxdata="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" filled="f" stroked="f">
+                <v:rect id="Rectangle 544" o:spid="_x0000_s1054" style="position:absolute;left:67167;top:4760;width:845;height:1429;visibility:visible;mso-wrap-style:square;v-text-anchor:top" o:gfxdata="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" filled="f" stroked="f">
                   <v:textbox inset="0,0,0,0">
                     <w:txbxContent>
                       <w:p>
@@ -4086,7 +4297,7 @@
                     </w:txbxContent>
                   </v:textbox>
                 </v:rect>
-                <v:rect id="Rectangle 545" o:spid="_x0000_s1053" style="position:absolute;left:67792;top:4558;width:422;height:1695;visibility:visible;mso-wrap-style:square;v-text-anchor:top" o:gfxdata="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" filled="f" stroked="f">
+                <v:rect id="Rectangle 545" o:spid="_x0000_s1055" style="position:absolute;left:67792;top:4558;width:422;height:1695;visibility:visible;mso-wrap-style:square;v-text-anchor:top" o:gfxdata="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" filled="f" stroked="f">
                   <v:textbox inset="0,0,0,0">
                     <w:txbxContent>
                       <w:p>
